--- a/docs/NTE_Solucion_Completa_ES.docx
+++ b/docs/NTE_Solucion_Completa_ES.docx
@@ -454,7 +454,7 @@
                 <w:color w:val="1B4332"/>
                 <w:sz w:val="40"/>
               </w:rPr>
-              <w:t>406</w:t>
+              <w:t>407</w:t>
             </w:r>
           </w:p>
         </w:tc>
@@ -1533,7 +1533,7 @@
           <w:i w:val="0"/>
           <w:sz w:val="21"/>
         </w:rPr>
-        <w:t>Colombia pierde cada año decenas de miles de hectáreas de bosque, páramo y humedal por incendios que casi siempre se detectan demasiado tarde. Nuestro registro nacional —14.985 incidentes georreferenciados entre 2010 y 2025— muestra que los incendios no son aleatorios: se concentran en los mismos municipios, en las mismas dos temporadas secas, y 406 coordenadas se han quemado repetidamente en varios años. La información para actuar temprano existe. Lo que no existe, en los lugares que se queman, es un instrumento que vigile el bosque de forma continua y le diga a un bombero, en minutos, que algo está empezando.</w:t>
+        <w:t>Colombia pierde cada año decenas de miles de hectáreas de bosque, páramo y humedal por incendios que casi siempre se detectan demasiado tarde. Nuestro registro nacional —14.985 incidentes georreferenciados entre 2010 y 2025— muestra que los incendios no son aleatorios: se concentran en los mismos municipios, en las mismas dos temporadas secas, y 407 coordenadas se han quemado repetidamente en varios años. La información para actuar temprano existe. Lo que no existe, en los lugares que se queman, es un instrumento que vigile el bosque de forma continua y le diga a un bombero, en minutos, que algo está empezando.</w:t>
       </w:r>
     </w:p>
     <w:p>
@@ -1664,7 +1664,7 @@
                 <w:b w:val="0"/>
                 <w:sz w:val="17"/>
               </w:rPr>
-              <w:t>Cundinamarca (2.904), Tolima (1.767), Huila (1.187), Valle del Cauca (1.077), Boyacá (1.021) y Santander (981) reúnen la mayoría de los incidentes; domina la región andina.</w:t>
+              <w:t>Tolima (2.099), Cundinamarca (1.592), Valle del Cauca (1.272), Meta (1.007), Casanare (924) y Antioquia (847) reúnen la mayoría de los incidentes; domina la región andina.</w:t>
             </w:r>
           </w:p>
         </w:tc>
@@ -1722,7 +1722,7 @@
                 <w:b w:val="0"/>
                 <w:sz w:val="17"/>
               </w:rPr>
-              <w:t>406 coordenadas exactas registran igniciones repetidas; los puntos más persistentes —en Venecia, Ricaurte, Tocaima y Nilo (Cundinamarca)— se quemaron hasta 8 veces en hasta 5 años distintos.</w:t>
+              <w:t>407 coordenadas exactas registran igniciones repetidas; el punto más persistente —en Soacha (Cundinamarca)— registra 133 igniciones en 8 años distintos entre 2010 y 2019.</w:t>
             </w:r>
           </w:p>
         </w:tc>
@@ -1820,6 +1820,71 @@
     <w:p>
       <w:pPr>
         <w:spacing w:after="40"/>
+      </w:pPr>
+      <w:r>
+        <w:rPr>
+          <w:b w:val="0"/>
+          <w:i w:val="0"/>
+          <w:sz w:val="8"/>
+        </w:rPr>
+      </w:r>
+    </w:p>
+    <w:tbl>
+      <w:tblPr>
+        <w:tblW w:type="auto" w:w="0"/>
+        <w:tblLook w:firstColumn="1" w:firstRow="1" w:lastColumn="0" w:lastRow="0" w:noHBand="0" w:noVBand="1" w:val="04A0"/>
+        <w:tblBorders>
+          <w:top w:val="none" w:sz="0"/>
+          <w:left w:val="none" w:sz="0"/>
+          <w:bottom w:val="none" w:sz="0"/>
+          <w:right w:val="none" w:sz="0"/>
+          <w:insideH w:val="none" w:sz="0"/>
+          <w:insideV w:val="none" w:sz="0"/>
+        </w:tblBorders>
+      </w:tblPr>
+      <w:tblGrid>
+        <w:gridCol w:w="9746"/>
+      </w:tblGrid>
+      <w:tr>
+        <w:tc>
+          <w:tcPr>
+            <w:tcW w:type="dxa" w:w="9411"/>
+            <w:shd w:val="clear" w:fill="F4F7F3"/>
+            <w:tcBorders>
+              <w:left w:val="single" w:sz="24" w:color="2D6A4F"/>
+            </w:tcBorders>
+          </w:tcPr>
+          <w:p>
+            <w:pPr>
+              <w:spacing w:before="120"/>
+            </w:pPr>
+            <w:r/>
+            <w:r>
+              <w:rPr>
+                <w:b/>
+                <w:color w:val="1B4332"/>
+                <w:sz w:val="18"/>
+              </w:rPr>
+              <w:t>UNA CORRECCIÓN QUE TUVIMOS QUE HACER AL DATO</w:t>
+            </w:r>
+          </w:p>
+          <w:p>
+            <w:pPr>
+              <w:spacing w:after="120"/>
+            </w:pPr>
+            <w:r>
+              <w:rPr>
+                <w:sz w:val="20"/>
+              </w:rPr>
+              <w:t>Al cruzar cada coordenada del archivo contra las fronteras oficiales del DANE encontramos que el municipio que declara el registro coincide con el municipio que contiene a esa coordenada solo en el 4 % de los casos, y ese 4 % se mantiene igual en todos los años. Los desacuerdos son sistemáticamente municipios vecinos del mismo departamento —Yopal con San Luis de Palenque, Ibagué con Ortega, Puerto Carreño con Cumaribo—: el patrón de una atribución administrativa del reporte, no de una ubicación. La coordenada, en cambio, es el dato observado por el satélite. Por eso todas las cifras territoriales de este documento y de la plataforma se calculan ubicando cada foco por su coordenada sobre el Marco Geoestadístico Nacional del DANE (1.122 municipios), y la atribución original se conserva y se muestra junto a la derivada. Sin esta corrección, el ranking de departamentos cambia de puesto.</w:t>
+            </w:r>
+          </w:p>
+        </w:tc>
+      </w:tr>
+    </w:tbl>
+    <w:p>
+      <w:pPr>
+        <w:spacing w:after="80"/>
       </w:pPr>
       <w:r>
         <w:rPr>
@@ -14650,7 +14715,7 @@
                 <w:b w:val="0"/>
                 <w:sz w:val="17"/>
               </w:rPr>
-              <w:t>14.985 incidentes del IDEAM (2010–2025) procesados, limpiados, georreferenciados, enriquecidos e integrados; 406 puntos de ignición recurrentes calculados.</w:t>
+              <w:t>14.985 incidentes del IDEAM (2010–2025) procesados, limpiados, georreferenciados, enriquecidos e integrados; 407 puntos de ignición recurrentes calculados.</w:t>
             </w:r>
           </w:p>
         </w:tc>
@@ -15646,7 +15711,7 @@
           <w:i w:val="0"/>
           <w:sz w:val="21"/>
         </w:rPr>
-        <w:t>La escalabilidad fue una restricción de diseño desde el principio y funciona en tres niveles. Dentro de un municipio, ampliar la cobertura significa agregar nodos a un gateway existente: el costo marginal del siguiente nodo es el nodo mismo. En el país, las 406 coordenadas recurrentes que identificó nuestro conjunto de datos son una fila ordenada de despliegue: el sistema nos dice dónde instalarse a continuación. Entre países, todas las fuentes públicas de las que dependemos (FIRMS, GIBS, Open-Meteo, RainViewer, Copernicus, Sentinel-2) son globales y gratuitas, el modelo de riesgo solo necesita un registro histórico nacional de incendios para reajustarse, y los umbrales son configurables por ecosistema, que es lo que permite que el mismo código sirva al páramo, al bosque seco tropical o a cualquier otro bioma.</w:t>
+        <w:t>La escalabilidad fue una restricción de diseño desde el principio y funciona en tres niveles. Dentro de un municipio, ampliar la cobertura significa agregar nodos a un gateway existente: el costo marginal del siguiente nodo es el nodo mismo. En el país, las 407 coordenadas recurrentes que identificó nuestro conjunto de datos son una fila ordenada de despliegue: el sistema nos dice dónde instalarse a continuación. Entre países, todas las fuentes públicas de las que dependemos (FIRMS, GIBS, Open-Meteo, RainViewer, Copernicus, Sentinel-2) son globales y gratuitas, el modelo de riesgo solo necesita un registro histórico nacional de incendios para reajustarse, y los umbrales son configurables por ecosistema, que es lo que permite que el mismo código sirva al páramo, al bosque seco tropical o a cualquier otro bioma.</w:t>
       </w:r>
     </w:p>
     <w:p>
